--- a/project2-agropeace/docs/AgroPeace_Defense_QA.docx
+++ b/project2-agropeace/docs/AgroPeace_Defense_QA.docx
@@ -543,7 +543,7 @@
         <w:spacing w:after="120" w:line="300"/>
       </w:pPr>
       <w:r>
-        <w:t xml:space="preserve">Advisory: the herder and the herder association. Warning: add the peace committee and farmers association. Critical: add the NSCDC Agro Rangers and LGA security council. Mediation comes before force, which follows the Crisis Group recommendation for local conflict-resolution mechanisms.</w:t>
+        <w:t xml:space="preserve">Advisory: the herder and the herder association. Warning: add the peace committee and farmers association. Critical: add the NSCDC Agro Rangers and LGA security council. Mediation comes before force, which matches the recommendation of Barango-Tariah and colleagues for conflict management committees that include both farmers and herders.</w:t>
       </w:r>
     </w:p>
     <w:p>
@@ -1004,7 +1004,7 @@
         <w:spacing w:after="80"/>
       </w:pPr>
       <w:r>
-        <w:t xml:space="preserve">ICG (2017): about 2,500 deaths in 2016; Benue open grazing law passed May 2017, in force November 2017</w:t>
+        <w:t xml:space="preserve">Musa et al. (2024): 47 incidents around Gbajimba and 40 around Ugba, 2015 to 2018 (ACLED); Njoku et al. (2023): 63% of Mid-Benue Trough conflicts occurred on cropland; Bappayo et al. (2026): WhatsApp 82% and Facebook 73% as misinformation channels</w:t>
       </w:r>
     </w:p>
     <w:sectPr>

--- a/project2-agropeace/docs/AgroPeace_Defense_QA.docx
+++ b/project2-agropeace/docs/AgroPeace_Defense_QA.docx
@@ -749,7 +749,7 @@
         <w:spacing w:after="100"/>
       </w:pPr>
       <w:r>
-        <w:t xml:space="preserve">Before the panel: generate data (python demo/generate_data.py) and delete demo/sandbox.</w:t>
+        <w:t xml:space="preserve">Before the panel: open two command windows in the project2-agropeace folder and activate .venv in both (see SETUP_GUIDE).</w:t>
       </w:r>
     </w:p>
     <w:p>
@@ -762,7 +762,7 @@
         <w:spacing w:after="100"/>
       </w:pPr>
       <w:r>
-        <w:t xml:space="preserve">Terminal 1: set AGROPEACE_MASTER_KEY and AGROPEACE_USSD_TOKEN, then python -m agropeace -c demo/demo_config.json run</w:t>
+        <w:t xml:space="preserve">Window 1: python demo/live.py --fresh. The browser opens http://127.0.0.1:8090. Show the public view: risk levels, no herds.</w:t>
       </w:r>
     </w:p>
     <w:p>
@@ -775,7 +775,7 @@
         <w:spacing w:after="100"/>
       </w:pPr>
       <w:r>
-        <w:t xml:space="preserve">Browser: http://127.0.0.1:8090. Show the public view: risk levels, no herds.</w:t>
+        <w:t xml:space="preserve">Sign in as coordinator / peace-coord-2026. Herds, cases and the security panel appear.</w:t>
       </w:r>
     </w:p>
     <w:p>
@@ -788,7 +788,7 @@
         <w:spacing w:after="100"/>
       </w:pPr>
       <w:r>
-        <w:t xml:space="preserve">Sign in as coordinator / peace-coord-2026. Herds, cases and the security panel appear.</w:t>
+        <w:t xml:space="preserve">Window 2: python demo/simulator.py (or --fast). Point at H1's dashed forecast line.</w:t>
       </w:r>
     </w:p>
     <w:p>
@@ -801,7 +801,7 @@
         <w:spacing w:after="100"/>
       </w:pPr>
       <w:r>
-        <w:t xml:space="preserve">Terminal 2 (same variables): python demo/simulator.py. Point at H1's dashed forecast line.</w:t>
+        <w:t xml:space="preserve">When H1 gets its early warning, point at the new advisory case; when it enters the farm, at the warning case, the reroute advice and the peace committee alert.</w:t>
       </w:r>
     </w:p>
     <w:p>
@@ -814,33 +814,7 @@
         <w:spacing w:after="100"/>
       </w:pPr>
       <w:r>
-        <w:t xml:space="preserve">When H1 gets its early warning, open sandbox/sms_outbox.jsonl or point at the new advisory case.</w:t>
-      </w:r>
-    </w:p>
-    <w:p>
-      <w:pPr>
-        <w:pStyle w:val="ListParagraph"/>
-        <w:numPr>
-          <w:ilvl w:val="0"/>
-          <w:numId w:val="2"/>
-        </w:numPr>
-        <w:spacing w:after="100"/>
-      </w:pPr>
-      <w:r>
-        <w:t xml:space="preserve">When H1 enters the farm, show the warning case, the reroute advice and the peace committee alert.</w:t>
-      </w:r>
-    </w:p>
-    <w:p>
-      <w:pPr>
-        <w:pStyle w:val="ListParagraph"/>
-        <w:numPr>
-          <w:ilvl w:val="0"/>
-          <w:numId w:val="2"/>
-        </w:numPr>
-        <w:spacing w:after="100"/>
-      </w:pPr>
-      <w:r>
-        <w:t xml:space="preserve">USSD panel: Dial, 1 (cattle on farm), choose Guma, Yelwata, 1 to send. Point at the trust score and its reasons.</w:t>
+        <w:t xml:space="preserve">USSD panel: Dial, then 1 (cattle on farm), 2 (Guma), 1 (Yelwata), 1 (send). Point at the trust score and its reasons.</w:t>
       </w:r>
     </w:p>
     <w:p>
